--- a/.work/07.03.docx
+++ b/.work/07.03.docx
@@ -304,21 +304,7 @@
             <w:rStyle w:val="Hyperlink"/>
             <w:rFonts w:ascii="Arial" w:hAnsi="Arial" w:cs="Arial"/>
           </w:rPr>
-          <w:t>clau</w:t>
-        </w:r>
-        <w:r>
-          <w:rPr>
-            <w:rStyle w:val="Hyperlink"/>
-            <w:rFonts w:ascii="Arial" w:hAnsi="Arial" w:cs="Arial"/>
-          </w:rPr>
-          <w:t>d</w:t>
-        </w:r>
-        <w:r>
-          <w:rPr>
-            <w:rStyle w:val="Hyperlink"/>
-            <w:rFonts w:ascii="Arial" w:hAnsi="Arial" w:cs="Arial"/>
-          </w:rPr>
-          <w:t>e</w:t>
+          <w:t>claude</w:t>
         </w:r>
       </w:hyperlink>
     </w:p>
@@ -366,6 +352,171 @@
           <w:t>link</w:t>
         </w:r>
       </w:hyperlink>
+    </w:p>
+    <w:p>
+      <w:pPr>
+        <w:pStyle w:val="ListParagraph"/>
+        <w:numPr>
+          <w:ilvl w:val="0"/>
+          <w:numId w:val="1"/>
+        </w:numPr>
+        <w:rPr>
+          <w:rFonts w:ascii="Arial" w:hAnsi="Arial" w:cs="Arial"/>
+        </w:rPr>
+      </w:pPr>
+      <w:r>
+        <w:rPr>
+          <w:rFonts w:ascii="Arial" w:hAnsi="Arial" w:cs="Arial"/>
+        </w:rPr>
+        <w:t>Tema forats</w:t>
+      </w:r>
+    </w:p>
+    <w:p>
+      <w:pPr>
+        <w:pStyle w:val="ListParagraph"/>
+        <w:numPr>
+          <w:ilvl w:val="1"/>
+          <w:numId w:val="1"/>
+        </w:numPr>
+        <w:rPr>
+          <w:rFonts w:ascii="Arial" w:hAnsi="Arial" w:cs="Arial"/>
+        </w:rPr>
+      </w:pPr>
+      <w:r>
+        <w:rPr>
+          <w:rFonts w:ascii="Arial" w:hAnsi="Arial" w:cs="Arial"/>
+        </w:rPr>
+        <w:t>Exemples que se m’acudeixen on la proporció pot ser molt gran i la heurística de la línia recta no crec que millori el dijkstra (espero que ho faci fins i tot pitjor)</w:t>
+      </w:r>
+    </w:p>
+    <w:p>
+      <w:pPr>
+        <w:pStyle w:val="ListParagraph"/>
+        <w:numPr>
+          <w:ilvl w:val="2"/>
+          <w:numId w:val="1"/>
+        </w:numPr>
+        <w:rPr>
+          <w:rFonts w:ascii="Arial" w:hAnsi="Arial" w:cs="Arial"/>
+        </w:rPr>
+      </w:pPr>
+      <w:r>
+        <w:rPr>
+          <w:rFonts w:ascii="Arial" w:hAnsi="Arial" w:cs="Arial"/>
+        </w:rPr>
+        <w:t xml:space="preserve">Drassanes </w:t>
+      </w:r>
+      <w:r>
+        <w:rPr>
+          <w:rFonts w:ascii="Arial" w:hAnsi="Arial" w:cs="Arial"/>
+        </w:rPr>
+        <w:sym w:font="Wingdings" w:char="F0DF"/>
+      </w:r>
+      <w:r>
+        <w:rPr>
+          <w:rFonts w:ascii="Arial" w:hAnsi="Arial" w:cs="Arial"/>
+        </w:rPr>
+        <w:t>&gt; barceloneta</w:t>
+      </w:r>
+    </w:p>
+    <w:p>
+      <w:pPr>
+        <w:pStyle w:val="ListParagraph"/>
+        <w:numPr>
+          <w:ilvl w:val="2"/>
+          <w:numId w:val="1"/>
+        </w:numPr>
+        <w:rPr>
+          <w:rFonts w:ascii="Arial" w:hAnsi="Arial" w:cs="Arial"/>
+        </w:rPr>
+      </w:pPr>
+      <w:r>
+        <w:rPr>
+          <w:rFonts w:ascii="Arial" w:hAnsi="Arial" w:cs="Arial"/>
+        </w:rPr>
+        <w:t xml:space="preserve">Cornellà centre </w:t>
+      </w:r>
+      <w:r>
+        <w:rPr>
+          <w:rFonts w:ascii="Arial" w:hAnsi="Arial" w:cs="Arial"/>
+        </w:rPr>
+        <w:sym w:font="Wingdings" w:char="F0DF"/>
+      </w:r>
+      <w:r>
+        <w:rPr>
+          <w:rFonts w:ascii="Arial" w:hAnsi="Arial" w:cs="Arial"/>
+        </w:rPr>
+        <w:t>&gt; hospital de bellvitge</w:t>
+      </w:r>
+    </w:p>
+    <w:p>
+      <w:pPr>
+        <w:pStyle w:val="ListParagraph"/>
+        <w:numPr>
+          <w:ilvl w:val="2"/>
+          <w:numId w:val="1"/>
+        </w:numPr>
+        <w:rPr>
+          <w:rFonts w:ascii="Arial" w:hAnsi="Arial" w:cs="Arial"/>
+        </w:rPr>
+      </w:pPr>
+      <w:r>
+        <w:rPr>
+          <w:rFonts w:ascii="Arial" w:hAnsi="Arial" w:cs="Arial"/>
+        </w:rPr>
+        <w:t xml:space="preserve">Aeroport T2 </w:t>
+      </w:r>
+      <w:r>
+        <w:rPr>
+          <w:rFonts w:ascii="Arial" w:hAnsi="Arial" w:cs="Arial"/>
+        </w:rPr>
+        <w:sym w:font="Wingdings" w:char="F0DF"/>
+      </w:r>
+      <w:r>
+        <w:rPr>
+          <w:rFonts w:ascii="Arial" w:hAnsi="Arial" w:cs="Arial"/>
+        </w:rPr>
+        <w:t>&gt; Zal Riu Vell</w:t>
+      </w:r>
+    </w:p>
+    <w:p>
+      <w:pPr>
+        <w:pStyle w:val="ListParagraph"/>
+        <w:numPr>
+          <w:ilvl w:val="2"/>
+          <w:numId w:val="1"/>
+        </w:numPr>
+        <w:rPr>
+          <w:rFonts w:ascii="Arial" w:hAnsi="Arial" w:cs="Arial"/>
+        </w:rPr>
+      </w:pPr>
+      <w:r>
+        <w:rPr>
+          <w:rFonts w:ascii="Arial" w:hAnsi="Arial" w:cs="Arial"/>
+        </w:rPr>
+        <w:t xml:space="preserve">Can Cuiàs </w:t>
+      </w:r>
+      <w:r>
+        <w:rPr>
+          <w:rFonts w:ascii="Arial" w:hAnsi="Arial" w:cs="Arial"/>
+        </w:rPr>
+        <w:sym w:font="Wingdings" w:char="F0DF"/>
+      </w:r>
+      <w:r>
+        <w:rPr>
+          <w:rFonts w:ascii="Arial" w:hAnsi="Arial" w:cs="Arial"/>
+        </w:rPr>
+        <w:t>&gt; Badalona Pompeu Fabra</w:t>
+      </w:r>
+    </w:p>
+    <w:p>
+      <w:pPr>
+        <w:pStyle w:val="ListParagraph"/>
+        <w:ind w:left="1440"/>
+        <w:rPr>
+          <w:rFonts w:ascii="Arial" w:hAnsi="Arial" w:cs="Arial"/>
+        </w:rPr>
+      </w:pPr>
     </w:p>
     <w:sectPr>
       <w:pgSz w:w="11906" w:h="16838"/>
@@ -406,7 +557,7 @@
         <w:rFonts w:ascii="Courier New" w:hAnsi="Courier New" w:cs="Courier New" w:hint="default"/>
       </w:rPr>
     </w:lvl>
-    <w:lvl w:ilvl="2" w:tplc="08090005" w:tentative="1">
+    <w:lvl w:ilvl="2" w:tplc="08090005">
       <w:start w:val="1"/>
       <w:numFmt w:val="bullet"/>
       <w:lvlText w:val=""/>

--- a/.work/07.03.docx
+++ b/.work/07.03.docx
@@ -507,6 +507,42 @@
           <w:rFonts w:ascii="Arial" w:hAnsi="Arial" w:cs="Arial"/>
         </w:rPr>
         <w:t>&gt; Badalona Pompeu Fabra</w:t>
+      </w:r>
+    </w:p>
+    <w:p>
+      <w:pPr>
+        <w:pStyle w:val="ListParagraph"/>
+        <w:numPr>
+          <w:ilvl w:val="3"/>
+          <w:numId w:val="1"/>
+        </w:numPr>
+        <w:rPr>
+          <w:rFonts w:ascii="Arial" w:hAnsi="Arial" w:cs="Arial"/>
+        </w:rPr>
+      </w:pPr>
+      <w:r>
+        <w:rPr>
+          <w:rFonts w:ascii="Arial" w:hAnsi="Arial" w:cs="Arial"/>
+        </w:rPr>
+        <w:t>Crec que aquest és un molt bon exemple</w:t>
+      </w:r>
+    </w:p>
+    <w:p>
+      <w:pPr>
+        <w:pStyle w:val="ListParagraph"/>
+        <w:numPr>
+          <w:ilvl w:val="3"/>
+          <w:numId w:val="1"/>
+        </w:numPr>
+        <w:rPr>
+          <w:rFonts w:ascii="Arial" w:hAnsi="Arial" w:cs="Arial"/>
+        </w:rPr>
+      </w:pPr>
+      <w:r>
+        <w:rPr>
+          <w:rFonts w:ascii="Arial" w:hAnsi="Arial" w:cs="Arial"/>
+        </w:rPr>
+        <w:t>El dijkstra tampoc fa meravelles perquè Santa Eulàlia arriba a ser extret</w:t>
       </w:r>
     </w:p>
     <w:p>
@@ -569,7 +605,7 @@
         <w:rFonts w:ascii="Wingdings" w:hAnsi="Wingdings" w:hint="default"/>
       </w:rPr>
     </w:lvl>
-    <w:lvl w:ilvl="3" w:tplc="08090001" w:tentative="1">
+    <w:lvl w:ilvl="3" w:tplc="08090001">
       <w:start w:val="1"/>
       <w:numFmt w:val="bullet"/>
       <w:lvlText w:val=""/>
